--- a/sprint_reviews/sprint_review_06_gilgamesh.docx
+++ b/sprint_reviews/sprint_review_06_gilgamesh.docx
@@ -185,13 +185,17 @@
       </w:r>
     </w:p>
     <w:p>
-      <w:pPr>
-        <w:pStyle w:val="Hjelpetekst"/>
-        <w:rPr>
-          <w:i w:val="0"/>
-          <w:iCs/>
-        </w:rPr>
-      </w:pPr>
+      <w:r>
+        <w:t xml:space="preserve">The sprint goal was to start on connecting the frontend and backend with </w:t>
+      </w:r>
+      <w:proofErr w:type="spellStart"/>
+      <w:r>
+        <w:t>gRPC</w:t>
+      </w:r>
+      <w:proofErr w:type="spellEnd"/>
+      <w:r>
+        <w:t>. It was also to implement a line artifact detector and optimize the algorithms for anomaly detection. Lastly create an MVP for the report module. Short sprint because of the easter holiday.</w:t>
+      </w:r>
     </w:p>
     <w:p>
       <w:pPr>
@@ -203,6 +207,83 @@
     </w:p>
     <w:p>
       <w:pPr>
+        <w:pStyle w:val="BodyText"/>
+        <w:numPr>
+          <w:ilvl w:val="0"/>
+          <w:numId w:val="6"/>
+        </w:numPr>
+      </w:pPr>
+      <w:r>
+        <w:t>Optimized water mask pipeline</w:t>
+      </w:r>
+    </w:p>
+    <w:p>
+      <w:pPr>
+        <w:pStyle w:val="BodyText"/>
+        <w:numPr>
+          <w:ilvl w:val="0"/>
+          <w:numId w:val="6"/>
+        </w:numPr>
+      </w:pPr>
+      <w:r>
+        <w:t>Created the image line artifact detector</w:t>
+      </w:r>
+    </w:p>
+    <w:p>
+      <w:pPr>
+        <w:pStyle w:val="BodyText"/>
+        <w:numPr>
+          <w:ilvl w:val="0"/>
+          <w:numId w:val="6"/>
+        </w:numPr>
+      </w:pPr>
+      <w:r>
+        <w:t>Generated reports before the anomaly classification</w:t>
+      </w:r>
+    </w:p>
+    <w:p>
+      <w:pPr>
+        <w:pStyle w:val="BodyText"/>
+        <w:numPr>
+          <w:ilvl w:val="0"/>
+          <w:numId w:val="6"/>
+        </w:numPr>
+      </w:pPr>
+      <w:r>
+        <w:t xml:space="preserve">Refined the confidence level for artifact detector </w:t>
+      </w:r>
+    </w:p>
+    <w:p>
+      <w:pPr>
+        <w:pStyle w:val="BodyText"/>
+        <w:numPr>
+          <w:ilvl w:val="0"/>
+          <w:numId w:val="6"/>
+        </w:numPr>
+      </w:pPr>
+      <w:r>
+        <w:t>Created project management service provider</w:t>
+      </w:r>
+    </w:p>
+    <w:p>
+      <w:pPr>
+        <w:pStyle w:val="BodyText"/>
+        <w:numPr>
+          <w:ilvl w:val="0"/>
+          <w:numId w:val="6"/>
+        </w:numPr>
+      </w:pPr>
+      <w:r>
+        <w:t xml:space="preserve">Connect report module with </w:t>
+      </w:r>
+      <w:proofErr w:type="spellStart"/>
+      <w:r>
+        <w:t>gRPC</w:t>
+      </w:r>
+      <w:proofErr w:type="spellEnd"/>
+    </w:p>
+    <w:p>
+      <w:pPr>
         <w:pStyle w:val="Heading2"/>
       </w:pPr>
       <w:r>
@@ -211,6 +292,44 @@
     </w:p>
     <w:p>
       <w:pPr>
+        <w:pStyle w:val="BodyText"/>
+        <w:numPr>
+          <w:ilvl w:val="0"/>
+          <w:numId w:val="6"/>
+        </w:numPr>
+      </w:pPr>
+      <w:r>
+        <w:t>Refactor pipeline</w:t>
+      </w:r>
+    </w:p>
+    <w:p>
+      <w:pPr>
+        <w:pStyle w:val="BodyText"/>
+        <w:numPr>
+          <w:ilvl w:val="0"/>
+          <w:numId w:val="6"/>
+        </w:numPr>
+      </w:pPr>
+      <w:r>
+        <w:t>Implement l10n/118n</w:t>
+      </w:r>
+    </w:p>
+    <w:p>
+      <w:pPr>
+        <w:pStyle w:val="BodyText"/>
+        <w:numPr>
+          <w:ilvl w:val="0"/>
+          <w:numId w:val="6"/>
+        </w:numPr>
+      </w:pPr>
+      <w:proofErr w:type="spellStart"/>
+      <w:r>
+        <w:t>Pyinstaller</w:t>
+      </w:r>
+      <w:proofErr w:type="spellEnd"/>
+    </w:p>
+    <w:p>
+      <w:pPr>
         <w:pStyle w:val="Heading2"/>
       </w:pPr>
       <w:r>
@@ -222,6 +341,27 @@
     </w:p>
     <w:p>
       <w:pPr>
+        <w:pStyle w:val="BodyText"/>
+      </w:pPr>
+      <w:r>
+        <w:t xml:space="preserve">Impressed by the time shorted from the algorithms and is content by the time the analysis will most likely take.  Wish that the report also include the coordinates of the area analysed, and potentially a </w:t>
+      </w:r>
+      <w:proofErr w:type="spellStart"/>
+      <w:r>
+        <w:t>sosi</w:t>
+      </w:r>
+      <w:proofErr w:type="spellEnd"/>
+      <w:r>
+        <w:t xml:space="preserve"> file generated with the anomalies (However a bit outside the scope). Agrees that using machine learning serves little purpose in this project but is a possible improvement they can make on their own afterwards. </w:t>
+      </w:r>
+    </w:p>
+    <w:p>
+      <w:pPr>
+        <w:pStyle w:val="BodyText"/>
+      </w:pPr>
+    </w:p>
+    <w:p>
+      <w:pPr>
         <w:pStyle w:val="Heading2"/>
       </w:pPr>
       <w:r>
@@ -230,18 +370,53 @@
     </w:p>
     <w:p>
       <w:pPr>
+        <w:pStyle w:val="BodyText"/>
+      </w:pPr>
+      <w:r>
+        <w:t xml:space="preserve">Little communication through easter of who did what. </w:t>
+      </w:r>
+    </w:p>
+    <w:p>
+      <w:pPr>
         <w:pStyle w:val="Heading2"/>
       </w:pPr>
       <w:r>
+        <w:lastRenderedPageBreak/>
         <w:t>Next Sprint:</w:t>
       </w:r>
     </w:p>
     <w:p>
       <w:pPr>
+        <w:pStyle w:val="BodyText"/>
+      </w:pPr>
+      <w:r>
+        <w:t xml:space="preserve">Next sprint will try to finalise </w:t>
+      </w:r>
+      <w:r>
+        <w:t>most of</w:t>
+      </w:r>
+      <w:r>
+        <w:t xml:space="preserve"> the coding of the project</w:t>
+      </w:r>
+      <w:r>
+        <w:t xml:space="preserve">, to be able to give a </w:t>
+      </w:r>
+      <w:r>
+        <w:t xml:space="preserve">cohesive and </w:t>
+      </w:r>
+      <w:r>
+        <w:t>usable application. Focus will be on a progress report for feedback to the user of the anomaly detection</w:t>
+      </w:r>
+      <w:r>
+        <w:t xml:space="preserve">, visualization of current anomaly, optimalization for algorithm for time and memory usage. </w:t>
+      </w:r>
+    </w:p>
+    <w:p>
+      <w:pPr>
         <w:pStyle w:val="Heading2"/>
       </w:pPr>
       <w:r>
-        <w:t>Sprint Goal</w:t>
+        <w:t>Tasks from the Product Backlog</w:t>
       </w:r>
       <w:r>
         <w:t>:</w:t>
@@ -249,19 +424,11 @@
     </w:p>
     <w:p>
       <w:pPr>
-        <w:pStyle w:val="Heading2"/>
-      </w:pPr>
-      <w:r>
-        <w:t>Tasks from the Product Backlog</w:t>
-      </w:r>
-      <w:r>
-        <w:t>:</w:t>
-      </w:r>
-    </w:p>
-    <w:p>
-      <w:pPr>
         <w:pStyle w:val="BodyText"/>
       </w:pPr>
+      <w:r>
+        <w:t>https://github.com/orgs/NTNUFrokostklubben/projects/4/</w:t>
+      </w:r>
     </w:p>
     <w:p/>
     <w:p/>
@@ -882,6 +1049,119 @@
       </w:rPr>
     </w:lvl>
   </w:abstractNum>
+  <w:abstractNum w:abstractNumId="5" w15:restartNumberingAfterBreak="0">
+    <w:nsid w:val="63033039"/>
+    <w:multiLevelType w:val="hybridMultilevel"/>
+    <w:tmpl w:val="4798F886"/>
+    <w:lvl w:ilvl="0" w:tplc="366AF8E0">
+      <w:start w:val="13"/>
+      <w:numFmt w:val="bullet"/>
+      <w:lvlText w:val="-"/>
+      <w:lvlJc w:val="left"/>
+      <w:pPr>
+        <w:ind w:left="720" w:hanging="360"/>
+      </w:pPr>
+      <w:rPr>
+        <w:rFonts w:ascii="Aptos" w:eastAsiaTheme="minorHAnsi" w:hAnsi="Aptos" w:cstheme="minorBidi" w:hint="default"/>
+      </w:rPr>
+    </w:lvl>
+    <w:lvl w:ilvl="1" w:tplc="04140003" w:tentative="1">
+      <w:start w:val="1"/>
+      <w:numFmt w:val="bullet"/>
+      <w:lvlText w:val="o"/>
+      <w:lvlJc w:val="left"/>
+      <w:pPr>
+        <w:ind w:left="1440" w:hanging="360"/>
+      </w:pPr>
+      <w:rPr>
+        <w:rFonts w:ascii="Courier New" w:hAnsi="Courier New" w:cs="Courier New" w:hint="default"/>
+      </w:rPr>
+    </w:lvl>
+    <w:lvl w:ilvl="2" w:tplc="04140005" w:tentative="1">
+      <w:start w:val="1"/>
+      <w:numFmt w:val="bullet"/>
+      <w:lvlText w:val=""/>
+      <w:lvlJc w:val="left"/>
+      <w:pPr>
+        <w:ind w:left="2160" w:hanging="360"/>
+      </w:pPr>
+      <w:rPr>
+        <w:rFonts w:ascii="Wingdings" w:hAnsi="Wingdings" w:hint="default"/>
+      </w:rPr>
+    </w:lvl>
+    <w:lvl w:ilvl="3" w:tplc="04140001" w:tentative="1">
+      <w:start w:val="1"/>
+      <w:numFmt w:val="bullet"/>
+      <w:lvlText w:val=""/>
+      <w:lvlJc w:val="left"/>
+      <w:pPr>
+        <w:ind w:left="2880" w:hanging="360"/>
+      </w:pPr>
+      <w:rPr>
+        <w:rFonts w:ascii="Symbol" w:hAnsi="Symbol" w:hint="default"/>
+      </w:rPr>
+    </w:lvl>
+    <w:lvl w:ilvl="4" w:tplc="04140003" w:tentative="1">
+      <w:start w:val="1"/>
+      <w:numFmt w:val="bullet"/>
+      <w:lvlText w:val="o"/>
+      <w:lvlJc w:val="left"/>
+      <w:pPr>
+        <w:ind w:left="3600" w:hanging="360"/>
+      </w:pPr>
+      <w:rPr>
+        <w:rFonts w:ascii="Courier New" w:hAnsi="Courier New" w:cs="Courier New" w:hint="default"/>
+      </w:rPr>
+    </w:lvl>
+    <w:lvl w:ilvl="5" w:tplc="04140005" w:tentative="1">
+      <w:start w:val="1"/>
+      <w:numFmt w:val="bullet"/>
+      <w:lvlText w:val=""/>
+      <w:lvlJc w:val="left"/>
+      <w:pPr>
+        <w:ind w:left="4320" w:hanging="360"/>
+      </w:pPr>
+      <w:rPr>
+        <w:rFonts w:ascii="Wingdings" w:hAnsi="Wingdings" w:hint="default"/>
+      </w:rPr>
+    </w:lvl>
+    <w:lvl w:ilvl="6" w:tplc="04140001" w:tentative="1">
+      <w:start w:val="1"/>
+      <w:numFmt w:val="bullet"/>
+      <w:lvlText w:val=""/>
+      <w:lvlJc w:val="left"/>
+      <w:pPr>
+        <w:ind w:left="5040" w:hanging="360"/>
+      </w:pPr>
+      <w:rPr>
+        <w:rFonts w:ascii="Symbol" w:hAnsi="Symbol" w:hint="default"/>
+      </w:rPr>
+    </w:lvl>
+    <w:lvl w:ilvl="7" w:tplc="04140003" w:tentative="1">
+      <w:start w:val="1"/>
+      <w:numFmt w:val="bullet"/>
+      <w:lvlText w:val="o"/>
+      <w:lvlJc w:val="left"/>
+      <w:pPr>
+        <w:ind w:left="5760" w:hanging="360"/>
+      </w:pPr>
+      <w:rPr>
+        <w:rFonts w:ascii="Courier New" w:hAnsi="Courier New" w:cs="Courier New" w:hint="default"/>
+      </w:rPr>
+    </w:lvl>
+    <w:lvl w:ilvl="8" w:tplc="04140005" w:tentative="1">
+      <w:start w:val="1"/>
+      <w:numFmt w:val="bullet"/>
+      <w:lvlText w:val=""/>
+      <w:lvlJc w:val="left"/>
+      <w:pPr>
+        <w:ind w:left="6480" w:hanging="360"/>
+      </w:pPr>
+      <w:rPr>
+        <w:rFonts w:ascii="Wingdings" w:hAnsi="Wingdings" w:hint="default"/>
+      </w:rPr>
+    </w:lvl>
+  </w:abstractNum>
   <w:num w:numId="1" w16cid:durableId="349989067">
     <w:abstractNumId w:val="0"/>
   </w:num>
@@ -896,6 +1176,9 @@
   </w:num>
   <w:num w:numId="5" w16cid:durableId="1718816079">
     <w:abstractNumId w:val="3"/>
+  </w:num>
+  <w:num w:numId="6" w16cid:durableId="825052752">
+    <w:abstractNumId w:val="5"/>
   </w:num>
 </w:numbering>
 </file>
